--- a/MAU BB TO TUNG/GIAO HS-NGUOI/72. Biên bản giao nhận người.docx
+++ b/MAU BB TO TUNG/GIAO HS-NGUOI/72. Biên bản giao nhận người.docx
@@ -1003,6 +1003,7 @@
     <w:p>
       <w:pPr>
         <w:spacing w:after="100"/>
+        <w:jc w:val="both"/>
         <w:rPr>
           <w:sz w:val="28"/>
           <w:szCs w:val="28"/>
@@ -1014,6 +1015,16 @@
           <w:szCs w:val="28"/>
         </w:rPr>
         <w:t>Tên gọi khác: {doituong1_ten_goi_khac}</w:t>
+      </w:r>
+      <w:r>
+        <w:tab/>
+      </w:r>
+      <w:r>
+        <w:rPr>
+          <w:sz w:val="28"/>
+          <w:szCs w:val="28"/>
+        </w:rPr>
+        <w:t>Giới tính: {doituong1_gioi_tinh}</w:t>
       </w:r>
     </w:p>
     <w:p>
@@ -1022,6 +1033,7 @@
           <w:tab w:val="left" w:pos="1000"/>
         </w:tabs>
         <w:spacing w:after="100"/>
+        <w:jc w:val="both"/>
         <w:rPr>
           <w:sz w:val="28"/>
           <w:szCs w:val="28"/>
@@ -1062,6 +1074,7 @@
           <w:tab w:val="left" w:pos="1000"/>
         </w:tabs>
         <w:spacing w:after="100"/>
+        <w:jc w:val="both"/>
         <w:rPr>
           <w:sz w:val="28"/>
           <w:szCs w:val="28"/>
@@ -1106,6 +1119,7 @@
     <w:p>
       <w:pPr>
         <w:spacing w:after="100"/>
+        <w:jc w:val="both"/>
         <w:rPr>
           <w:sz w:val="28"/>
           <w:szCs w:val="28"/>
@@ -1151,6 +1165,7 @@
     <w:p>
       <w:pPr>
         <w:spacing w:after="100"/>
+        <w:jc w:val="both"/>
         <w:rPr>
           <w:sz w:val="28"/>
           <w:szCs w:val="28"/>
@@ -1175,6 +1190,23 @@
           <w:sz w:val="28"/>
           <w:szCs w:val="28"/>
         </w:rPr>
+        <w:tab/>
+      </w:r>
+    </w:p>
+    <w:p>
+      <w:pPr>
+        <w:spacing w:after="100"/>
+        <w:jc w:val="both"/>
+        <w:rPr>
+          <w:sz w:val="28"/>
+          <w:szCs w:val="28"/>
+        </w:rPr>
+      </w:pPr>
+      <w:r>
+        <w:rPr>
+          <w:sz w:val="28"/>
+          <w:szCs w:val="28"/>
+        </w:rPr>
         <w:t>cấp {doituong1_ngay_cap}</w:t>
       </w:r>
       <w:r>
@@ -1182,7 +1214,7 @@
           <w:sz w:val="28"/>
           <w:szCs w:val="28"/>
         </w:rPr>
-        <w:tab/>
+        <w:t xml:space="preserve">. </w:t>
       </w:r>
       <w:r>
         <w:rPr>
@@ -1195,6 +1227,7 @@
     <w:p>
       <w:pPr>
         <w:spacing w:after="100"/>
+        <w:jc w:val="both"/>
         <w:rPr>
           <w:sz w:val="28"/>
           <w:szCs w:val="28"/>
@@ -1211,6 +1244,7 @@
     <w:p>
       <w:pPr>
         <w:spacing w:after="100"/>
+        <w:jc w:val="both"/>
         <w:rPr>
           <w:sz w:val="28"/>
           <w:szCs w:val="28"/>
@@ -1227,6 +1261,7 @@
     <w:p>
       <w:pPr>
         <w:spacing w:after="100"/>
+        <w:jc w:val="both"/>
         <w:rPr>
           <w:sz w:val="28"/>
           <w:szCs w:val="28"/>

--- a/MAU BB TO TUNG/GIAO HS-NGUOI/72. Biên bản giao nhận người.docx
+++ b/MAU BB TO TUNG/GIAO HS-NGUOI/72. Biên bản giao nhận người.docx
@@ -693,7 +693,7 @@
           <w:sz w:val="28"/>
           <w:szCs w:val="28"/>
         </w:rPr>
-        <w:t>“{hanh_vi_vi_pham}</w:t>
+        <w:t>{ghi_chu}</w:t>
       </w:r>
       <w:r>
         <w:rPr>
@@ -702,7 +702,7 @@
           <w:sz w:val="28"/>
           <w:szCs w:val="28"/>
         </w:rPr>
-        <w:t>” do công an phường Tân Bình phát hiện ngày {ngay_xay_ra} tại {noi_xay_ra}.</w:t>
+        <w:t>.</w:t>
       </w:r>
     </w:p>
     <w:bookmarkEnd w:id="0"/>
